--- a/public/materialy/1L/10/Pro žáky/Digitální pracovní sešit.docx
+++ b/public/materialy/1L/10/Pro žáky/Digitální pracovní sešit.docx
@@ -1021,7 +1021,7 @@
                 <w:color w:val="17211E"/>
                 <w:sz w:val="20"/>
               </w:rPr>
-              <w:t>Otevři: 01_laborator_fungovani_AI.html, 01_trenovaci_data.csv</w:t>
+              <w:t>Otevři: 1. Laboratoř fungování AI.html, 1. Trénovací data.csv</w:t>
               <w:br/>
               <w:t>Odevzdej: Klasifikace šesti systémů a záznam dvou běhů se změněnou trénovací sadou.</w:t>
             </w:r>
@@ -1443,7 +1443,7 @@
           <w:color w:val="17211E"/>
           <w:sz w:val="21"/>
         </w:rPr>
-        <w:t>Otevři 01_trenovaci_data.csv a označ příklady, které model při trénování viděl.</w:t>
+        <w:t>Otevři 1. Trénovací data.csv a označ příklady, které model při trénování viděl.</w:t>
       </w:r>
     </w:p>
     <w:p>
@@ -2995,7 +2995,7 @@
                 <w:color w:val="17211E"/>
                 <w:sz w:val="20"/>
               </w:rPr>
-              <w:t>Otevři: 01_laborator_fungovani_AI.html, 02_tokeny_a_predikce.txt</w:t>
+              <w:t>Otevři: 1. Laboratoř fungování AI.html, 2. Tokeny a predikce.txt</w:t>
               <w:br/>
               <w:t>Odevzdej: Tři zdokumentované predikční běhy a schéma smyčky tvorby dalšího tokenu.</w:t>
             </w:r>
@@ -3395,7 +3395,7 @@
           <w:color w:val="17211E"/>
           <w:sz w:val="21"/>
         </w:rPr>
-        <w:t>V souboru 02_tokeny_a_predikce.txt navrhni rozdělení tří ukázek na tokeny.</w:t>
+        <w:t>V souboru 2. Tokeny a predikce.txt navrhni rozdělení tří ukázek na tokeny.</w:t>
       </w:r>
     </w:p>
     <w:p>
@@ -4497,7 +4497,7 @@
                 <w:color w:val="17211E"/>
                 <w:sz w:val="20"/>
               </w:rPr>
-              <w:t>Otevři: 01_laborator_fungovani_AI.html, 03_odpovedi_k_overeni.txt</w:t>
+              <w:t>Otevři: 1. Laboratoř fungování AI.html, 3. Odpovědi k ověření.txt</w:t>
               <w:br/>
               <w:t>Odevzdej: Audit čtyř odpovědí a úspěšně dokončená diagnostická brána.</w:t>
             </w:r>
@@ -4897,7 +4897,7 @@
           <w:color w:val="17211E"/>
           <w:sz w:val="21"/>
         </w:rPr>
-        <w:t>V souboru 03_odpovedi_k_overeni.txt zvýrazni přesná ověřitelná tvrzení.</w:t>
+        <w:t>V souboru 3. Odpovědi k ověření.txt zvýrazni přesná ověřitelná tvrzení.</w:t>
       </w:r>
     </w:p>
     <w:p>
@@ -6165,7 +6165,7 @@
                 <w:color w:val="17211E"/>
                 <w:sz w:val="20"/>
               </w:rPr>
-              <w:t>Otevři: 04_delegacni_situace.csv, 04_promptova_dilna.txt</w:t>
+              <w:t>Otevři: 4. Delegační situace.csv, 4. Promptová dílna.txt</w:t>
               <w:br/>
               <w:t>Odevzdej: Delegační plán jedné úlohy a tři verze promptu s porovnáním výstupů.</w:t>
             </w:r>
@@ -6565,7 +6565,7 @@
           <w:color w:val="17211E"/>
           <w:sz w:val="21"/>
         </w:rPr>
-        <w:t>V souboru 04_delegacni_situace.csv vyber jednu nízkorizikovou úlohu a rozděl role člověka a AI.</w:t>
+        <w:t>V souboru 4. Delegační situace.csv vyber jednu nízkorizikovou úlohu a rozděl role člověka a AI.</w:t>
       </w:r>
     </w:p>
     <w:p>
@@ -6587,7 +6587,7 @@
           <w:color w:val="17211E"/>
           <w:sz w:val="21"/>
         </w:rPr>
-        <w:t>Otevři školní Copilot a spusť výchozí prompt ze souboru 04_promptova_dilna.txt.</w:t>
+        <w:t>Otevři školní Copilot a spusť výchozí prompt ze souboru 4. Promptová dílna.txt.</w:t>
       </w:r>
     </w:p>
     <w:p>
@@ -7668,7 +7668,7 @@
                 <w:color w:val="17211E"/>
                 <w:sz w:val="20"/>
               </w:rPr>
-              <w:t>Otevři: 05_zdrojovy_balicek_rekuperace.txt, 05_vystup_k_oprave.txt, 05_vystupy_k_posouzeni.txt</w:t>
+              <w:t>Otevři: 5. Zdrojový balíček - rekuperace.txt, 5. Výstup k opravě.txt, 5. Výstupy k posouzení.txt</w:t>
               <w:br/>
               <w:t>Odevzdej: Informační karta založená na zdroji, dvě cílené iterace a audit dvou klíčových tvrzení.</w:t>
             </w:r>
@@ -8068,7 +8068,7 @@
           <w:color w:val="17211E"/>
           <w:sz w:val="21"/>
         </w:rPr>
-        <w:t>Přečti 05_zdrojovy_balicek_rekuperace.txt a stanov pět kritérií výsledné karty.</w:t>
+        <w:t>Přečti 5. Zdrojový balíček - rekuperace.txt a stanov pět kritérií výsledné karty.</w:t>
       </w:r>
     </w:p>
     <w:p>
@@ -8112,7 +8112,7 @@
           <w:color w:val="17211E"/>
           <w:sz w:val="21"/>
         </w:rPr>
-        <w:t>Porovnej výstup se soubory 05_vystup_k_oprave.txt a 05_vystupy_k_posouzeni.txt a proveď dvě cílené iterace.</w:t>
+        <w:t>Porovnej výstup se soubory 5. Výstup k opravě.txt a 5. Výstupy k posouzení.txt a proveď dvě cílené iterace.</w:t>
       </w:r>
     </w:p>
     <w:p>
@@ -9171,7 +9171,7 @@
                 <w:color w:val="17211E"/>
                 <w:sz w:val="20"/>
               </w:rPr>
-              <w:t>Otevři: 06_eticke_a_pravni_situace.csv, 06_zaverecna_vyzva.txt</w:t>
+              <w:t>Otevři: 6. Etické a právní situace.csv, 6. Závěrečná výzva.txt</w:t>
               <w:br/>
               <w:t>Odevzdej: Miniportfolio: výsledek, delegační plán, tři prompty, ověření tvrzení, prohlášení o AI a osobní pravidla.</w:t>
             </w:r>
@@ -9571,7 +9571,7 @@
           <w:color w:val="17211E"/>
           <w:sz w:val="21"/>
         </w:rPr>
-        <w:t>V souboru 06_eticke_a_pravni_situace.csv vyřeš čtyři přidělené situace a jeden rizikový prompt přeformuluj.</w:t>
+        <w:t>V souboru 6. Etické a právní situace.csv vyřeš čtyři přidělené situace a jeden rizikový prompt přeformuluj.</w:t>
       </w:r>
     </w:p>
     <w:p>
@@ -9593,7 +9593,7 @@
           <w:color w:val="17211E"/>
           <w:sz w:val="21"/>
         </w:rPr>
-        <w:t>Ze souboru 06_zaverecna_vyzva.txt vyber variantu a před otevřením Copilotu napiš delegační plán.</w:t>
+        <w:t>Ze souboru 6. Závěrečná výzva.txt vyber variantu a před otevřením Copilotu napiš delegační plán.</w:t>
       </w:r>
     </w:p>
     <w:p>
